--- a/public/Greencoat_Data_Protection_Policy_Mar2026.docx
+++ b/public/Greencoat_Data_Protection_Policy_Mar2026.docx
@@ -450,65 +450,7 @@
         <w:rPr>
           <w:rFonts w:ascii="Calibri" w:hAnsi="Calibri" w:cs="Calibri"/>
         </w:rPr>
-        <w:t xml:space="preserve">We will use personal data to ensure the safe, operational and regulatory requirements of running our nursery, these include </w:t>
-      </w:r>
-      <w:r>
-        <w:rPr>
-          <w:rFonts w:ascii="Calibri" w:hAnsi="Calibri" w:cs="Calibri"/>
-          <w:b/>
-        </w:rPr>
-        <w:t>[</w:t>
-      </w:r>
-      <w:r>
-        <w:rPr>
-          <w:rFonts w:ascii="Calibri" w:hAnsi="Calibri" w:cs="Calibri"/>
-          <w:b/>
-          <w:i/>
-          <w:iCs/>
-        </w:rPr>
-        <w:t>insert some examples</w:t>
-      </w:r>
-      <w:r>
-        <w:rPr>
-          <w:rFonts w:ascii="Calibri" w:hAnsi="Calibri" w:cs="Calibri"/>
-          <w:b/>
-        </w:rPr>
-        <w:t>]</w:t>
-      </w:r>
-      <w:r>
-        <w:rPr>
-          <w:rFonts w:ascii="Calibri" w:hAnsi="Calibri" w:cs="Calibri"/>
-        </w:rPr>
-        <w:t xml:space="preserve">. We will only make contact in relation to the safe, operational and regulatory requirements of running our nursery, these include </w:t>
-      </w:r>
-      <w:r>
-        <w:rPr>
-          <w:rFonts w:ascii="Calibri" w:hAnsi="Calibri" w:cs="Calibri"/>
-          <w:b/>
-        </w:rPr>
-        <w:t>[</w:t>
-      </w:r>
-      <w:r>
-        <w:rPr>
-          <w:rFonts w:ascii="Calibri" w:hAnsi="Calibri" w:cs="Calibri"/>
-          <w:b/>
-          <w:i/>
-          <w:iCs/>
-        </w:rPr>
-        <w:t>insert some examples</w:t>
-      </w:r>
-      <w:r>
-        <w:rPr>
-          <w:rFonts w:ascii="Calibri" w:hAnsi="Calibri" w:cs="Calibri"/>
-          <w:b/>
-        </w:rPr>
-        <w:t>]</w:t>
-      </w:r>
-      <w:r>
-        <w:rPr>
-          <w:rFonts w:ascii="Calibri" w:hAnsi="Calibri" w:cs="Calibri"/>
-        </w:rPr>
-        <w:t>. We will not share or use personal data for other purposes. Further detail can be found in the GDPR privacy notice</w:t>
+        <w:t xml:space="preserve">We will use personal data to ensure the safe, operational and regulatory requirements of running our nursery, these include children's registration and care records, staff personnel files, DBS records, payroll and pension data, parent contact details, safeguarding records and CCTV footage. We will only make contact in relation to the safe, operational and regulatory requirements of running our nursery, these include children's registration and care records, staff personnel files, DBS records, payroll and pension data, parent contact details, safeguarding records and CCTV footage. We will not share or use personal data for other purposes. Further detail can be found in the GDPR privacy notice</w:t>
       </w:r>
     </w:p>
     <w:p>
